--- a/tài liệu/Vận Hành 3 Môi Trường Khác Nhau Với Docker.docx
+++ b/tài liệu/Vận Hành 3 Môi Trường Khác Nhau Với Docker.docx
@@ -56,16 +56,7 @@
         <w:jc w:val="both"/>
       </w:pPr>
       <w:r>
-        <w:t xml:space="preserve">docker-compose.yml (file base): </w:t>
-      </w:r>
-      <w:r>
-        <w:t>Định nghĩa khung xương hệ thống, tên container, volume, network và</w:t>
-      </w:r>
-      <w:r>
-        <w:t xml:space="preserve"> </w:t>
-      </w:r>
-      <w:r>
-        <w:t>các biến template.</w:t>
+        <w:t>docker-compose.yml (file base): Định nghĩa khung xương hệ thống, tên container, volume, network và các biến template.</w:t>
       </w:r>
     </w:p>
     <w:p>
@@ -78,19 +69,7 @@
         <w:jc w:val="both"/>
       </w:pPr>
       <w:r>
-        <w:t xml:space="preserve">docker-compose.dev.yml (file override môi trường dev): </w:t>
-      </w:r>
-      <w:r>
-        <w:t>Map port trực tiếp ra ngoài</w:t>
-      </w:r>
-      <w:r>
-        <w:t xml:space="preserve"> để tiện test</w:t>
-      </w:r>
-      <w:r>
-        <w:t>, bật hot-reload</w:t>
-      </w:r>
-      <w:r>
-        <w:t>, …</w:t>
+        <w:t>docker-compose.dev.yml (file override môi trường dev): Map port trực tiếp ra ngoài để tiện test, bật hot-reload, …</w:t>
       </w:r>
     </w:p>
     <w:p>
@@ -103,16 +82,7 @@
         <w:jc w:val="both"/>
       </w:pPr>
       <w:r>
-        <w:t xml:space="preserve">docker-compose.uat.yml (file override môi trường uat): </w:t>
-      </w:r>
-      <w:r>
-        <w:t>Cấu hình tương tự Prod nhưng sử dụng cơ sở</w:t>
-      </w:r>
-      <w:r>
-        <w:t xml:space="preserve"> </w:t>
-      </w:r>
-      <w:r>
-        <w:t>dữ liệu test riêng biệt.</w:t>
+        <w:t>docker-compose.uat.yml (file override môi trường uat): Cấu hình tương tự Prod nhưng sử dụng cơ sở dữ liệu test riêng biệt.</w:t>
       </w:r>
     </w:p>
     <w:p>
@@ -125,34 +95,19 @@
         <w:jc w:val="both"/>
       </w:pPr>
       <w:r>
-        <w:t>docker-compose.</w:t>
+        <w:t xml:space="preserve">docker-compose.prod.yml (file override môi trường </w:t>
       </w:r>
       <w:r>
         <w:t>prod</w:t>
       </w:r>
       <w:r>
-        <w:t xml:space="preserve">.yml (file override môi trường </w:t>
-      </w:r>
-      <w:r>
-        <w:t>prod</w:t>
-      </w:r>
-      <w:r>
         <w:t>):</w:t>
       </w:r>
       <w:r>
         <w:t xml:space="preserve"> </w:t>
       </w:r>
       <w:r>
-        <w:t>Bỏ map port trực tiếp, giới hạn RAM/CPU, bật restart</w:t>
-      </w:r>
-      <w:r>
-        <w:t xml:space="preserve"> </w:t>
-      </w:r>
-      <w:r>
-        <w:t>policy, cấu hình proxy bảo mật</w:t>
-      </w:r>
-      <w:r>
-        <w:t>, …</w:t>
+        <w:t>Bỏ map port trực tiếp, giới hạn RAM/CPU, bật restart policy, cấu hình proxy bảo mật, …</w:t>
       </w:r>
     </w:p>
     <w:p>
@@ -201,31 +156,7 @@
         <w:t xml:space="preserve">Lưu ý: </w:t>
       </w:r>
       <w:r>
-        <w:t>Khi gọi nhiều file -f liên tiếp, Docker Compose sẽ ưu tiên đọc các file đứng sau</w:t>
-      </w:r>
-      <w:r>
-        <w:t xml:space="preserve"> </w:t>
-      </w:r>
-      <w:r>
-        <w:t>để ghi đè (override) các giá trị trùng lặp của các file đứng trước. File docker</w:t>
-      </w:r>
-      <w:r>
-        <w:t>-</w:t>
-      </w:r>
-      <w:r>
-        <w:t>compose.yml</w:t>
-      </w:r>
-      <w:r>
-        <w:t xml:space="preserve"> </w:t>
-      </w:r>
-      <w:r>
-        <w:t>(base) luôn phải</w:t>
-      </w:r>
-      <w:r>
-        <w:t xml:space="preserve"> </w:t>
-      </w:r>
-      <w:r>
-        <w:t>được gọi đầu tiên làm nền móng.</w:t>
+        <w:t>Khi gọi nhiều file -f liên tiếp, Docker Compose sẽ ưu tiên đọc các file đứng sau để ghi đè (override) các giá trị trùng lặp của các file đứng trước. File docker-compose.yml (base) luôn phải được gọi đầu tiên làm nền móng.</w:t>
       </w:r>
     </w:p>
     <w:p>
@@ -243,6 +174,9 @@
     </w:p>
     <w:p>
       <w:r>
+        <w:rPr>
+          <w:noProof/>
+        </w:rPr>
         <w:lastRenderedPageBreak/>
         <w:drawing>
           <wp:inline distT="0" distB="0" distL="0" distR="0" wp14:anchorId="37918EE6" wp14:editId="6565A565">
@@ -288,6 +222,9 @@
     </w:p>
     <w:p>
       <w:r>
+        <w:rPr>
+          <w:noProof/>
+        </w:rPr>
         <w:drawing>
           <wp:inline distT="0" distB="0" distL="0" distR="0" wp14:anchorId="6A0D80C2" wp14:editId="643281B5">
             <wp:extent cx="5943600" cy="2124710"/>
@@ -380,13 +317,7 @@
         <w:jc w:val="both"/>
       </w:pPr>
       <w:r>
-        <w:t xml:space="preserve">.env.example: </w:t>
-      </w:r>
-      <w:r>
-        <w:t>File mẫu chứa danh sách tên các biến cần thiết cho dự án nhưng không bao gồm giá trị cụ thể (hoặc chỉ để giá trị mặc định/giả định). File này được phép commit lên GitHub để các thành viên khác trong đội ngũ biết dự án cần những cấu hình nào để khởi chạy.</w:t>
-      </w:r>
-      <w:r>
-        <w:t xml:space="preserve"> </w:t>
+        <w:t xml:space="preserve">.env.example: File mẫu chứa danh sách tên các biến cần thiết cho dự án nhưng không bao gồm giá trị cụ thể (hoặc chỉ để giá trị mặc định/giả định). File này được phép commit lên GitHub để các thành viên khác trong đội ngũ biết dự án cần những cấu hình nào để khởi chạy. </w:t>
       </w:r>
     </w:p>
     <w:p>
@@ -435,10 +366,7 @@
         <w:t>cú pháp kết hợp file tương ứng</w:t>
       </w:r>
       <w:r>
-        <w:t>, ví dụ môi trường dev</w:t>
-      </w:r>
-      <w:r>
-        <w:t xml:space="preserve"> thì l</w:t>
+        <w:t>, ví dụ môi trường dev thì l</w:t>
       </w:r>
       <w:r>
         <w:t>ập trình viên copy file .env.example thành file .env.dev, điền các thông số local rồi chạy lệnh:</w:t>
@@ -485,6 +413,9 @@
     </w:p>
     <w:p>
       <w:r>
+        <w:rPr>
+          <w:noProof/>
+        </w:rPr>
         <w:lastRenderedPageBreak/>
         <w:drawing>
           <wp:inline distT="0" distB="0" distL="0" distR="0" wp14:anchorId="01DCD0C2" wp14:editId="6326BB84">
@@ -539,6 +470,9 @@
     </w:p>
     <w:p>
       <w:r>
+        <w:rPr>
+          <w:noProof/>
+        </w:rPr>
         <w:drawing>
           <wp:inline distT="0" distB="0" distL="0" distR="0" wp14:anchorId="4EC17F8F" wp14:editId="3A7E1147">
             <wp:extent cx="5943600" cy="1941195"/>
@@ -578,8 +512,55 @@
     </w:p>
     <w:p>
       <w:pPr>
-        <w:jc w:val="both"/>
-      </w:pPr>
+        <w:pStyle w:val="Heading1"/>
+        <w:numPr>
+          <w:ilvl w:val="0"/>
+          <w:numId w:val="3"/>
+        </w:numPr>
+      </w:pPr>
+      <w:r>
+        <w:lastRenderedPageBreak/>
+        <w:t>Sơ đồ luồng hoạt động:</w:t>
+      </w:r>
+    </w:p>
+    <w:p>
+      <w:r>
+        <w:drawing>
+          <wp:inline distT="0" distB="0" distL="0" distR="0" wp14:anchorId="64138291" wp14:editId="5AED04B5">
+            <wp:extent cx="5943600" cy="4610735"/>
+            <wp:effectExtent l="0" t="0" r="0" b="0"/>
+            <wp:docPr id="1168982879" name="Picture 1"/>
+            <wp:cNvGraphicFramePr>
+              <a:graphicFrameLocks xmlns:a="http://schemas.openxmlformats.org/drawingml/2006/main" noChangeAspect="1"/>
+            </wp:cNvGraphicFramePr>
+            <a:graphic xmlns:a="http://schemas.openxmlformats.org/drawingml/2006/main">
+              <a:graphicData uri="http://schemas.openxmlformats.org/drawingml/2006/picture">
+                <pic:pic xmlns:pic="http://schemas.openxmlformats.org/drawingml/2006/picture">
+                  <pic:nvPicPr>
+                    <pic:cNvPr id="1168982879" name=""/>
+                    <pic:cNvPicPr/>
+                  </pic:nvPicPr>
+                  <pic:blipFill>
+                    <a:blip r:embed="rId9"/>
+                    <a:stretch>
+                      <a:fillRect/>
+                    </a:stretch>
+                  </pic:blipFill>
+                  <pic:spPr>
+                    <a:xfrm>
+                      <a:off x="0" y="0"/>
+                      <a:ext cx="5943600" cy="4610735"/>
+                    </a:xfrm>
+                    <a:prstGeom prst="rect">
+                      <a:avLst/>
+                    </a:prstGeom>
+                  </pic:spPr>
+                </pic:pic>
+              </a:graphicData>
+            </a:graphic>
+          </wp:inline>
+        </w:drawing>
+      </w:r>
     </w:p>
     <w:sectPr>
       <w:pgSz w:w="12240" w:h="15840"/>
@@ -944,6 +925,92 @@
     </w:lvl>
   </w:abstractNum>
   <w:abstractNum w:abstractNumId="4" w15:restartNumberingAfterBreak="0">
+    <w:nsid w:val="72FE4200"/>
+    <w:multiLevelType w:val="hybridMultilevel"/>
+    <w:tmpl w:val="9978154E"/>
+    <w:lvl w:ilvl="0" w:tplc="0409000F">
+      <w:start w:val="1"/>
+      <w:numFmt w:val="decimal"/>
+      <w:lvlText w:val="%1."/>
+      <w:lvlJc w:val="left"/>
+      <w:pPr>
+        <w:ind w:left="1080" w:hanging="360"/>
+      </w:pPr>
+    </w:lvl>
+    <w:lvl w:ilvl="1" w:tplc="04090019" w:tentative="1">
+      <w:start w:val="1"/>
+      <w:numFmt w:val="lowerLetter"/>
+      <w:lvlText w:val="%2."/>
+      <w:lvlJc w:val="left"/>
+      <w:pPr>
+        <w:ind w:left="1800" w:hanging="360"/>
+      </w:pPr>
+    </w:lvl>
+    <w:lvl w:ilvl="2" w:tplc="0409001B" w:tentative="1">
+      <w:start w:val="1"/>
+      <w:numFmt w:val="lowerRoman"/>
+      <w:lvlText w:val="%3."/>
+      <w:lvlJc w:val="right"/>
+      <w:pPr>
+        <w:ind w:left="2520" w:hanging="180"/>
+      </w:pPr>
+    </w:lvl>
+    <w:lvl w:ilvl="3" w:tplc="0409000F" w:tentative="1">
+      <w:start w:val="1"/>
+      <w:numFmt w:val="decimal"/>
+      <w:lvlText w:val="%4."/>
+      <w:lvlJc w:val="left"/>
+      <w:pPr>
+        <w:ind w:left="3240" w:hanging="360"/>
+      </w:pPr>
+    </w:lvl>
+    <w:lvl w:ilvl="4" w:tplc="04090019" w:tentative="1">
+      <w:start w:val="1"/>
+      <w:numFmt w:val="lowerLetter"/>
+      <w:lvlText w:val="%5."/>
+      <w:lvlJc w:val="left"/>
+      <w:pPr>
+        <w:ind w:left="3960" w:hanging="360"/>
+      </w:pPr>
+    </w:lvl>
+    <w:lvl w:ilvl="5" w:tplc="0409001B" w:tentative="1">
+      <w:start w:val="1"/>
+      <w:numFmt w:val="lowerRoman"/>
+      <w:lvlText w:val="%6."/>
+      <w:lvlJc w:val="right"/>
+      <w:pPr>
+        <w:ind w:left="4680" w:hanging="180"/>
+      </w:pPr>
+    </w:lvl>
+    <w:lvl w:ilvl="6" w:tplc="0409000F" w:tentative="1">
+      <w:start w:val="1"/>
+      <w:numFmt w:val="decimal"/>
+      <w:lvlText w:val="%7."/>
+      <w:lvlJc w:val="left"/>
+      <w:pPr>
+        <w:ind w:left="5400" w:hanging="360"/>
+      </w:pPr>
+    </w:lvl>
+    <w:lvl w:ilvl="7" w:tplc="04090019" w:tentative="1">
+      <w:start w:val="1"/>
+      <w:numFmt w:val="lowerLetter"/>
+      <w:lvlText w:val="%8."/>
+      <w:lvlJc w:val="left"/>
+      <w:pPr>
+        <w:ind w:left="6120" w:hanging="360"/>
+      </w:pPr>
+    </w:lvl>
+    <w:lvl w:ilvl="8" w:tplc="0409001B" w:tentative="1">
+      <w:start w:val="1"/>
+      <w:numFmt w:val="lowerRoman"/>
+      <w:lvlText w:val="%9."/>
+      <w:lvlJc w:val="right"/>
+      <w:pPr>
+        <w:ind w:left="6840" w:hanging="180"/>
+      </w:pPr>
+    </w:lvl>
+  </w:abstractNum>
+  <w:abstractNum w:abstractNumId="5" w15:restartNumberingAfterBreak="0">
     <w:nsid w:val="774733D5"/>
     <w:multiLevelType w:val="hybridMultilevel"/>
     <w:tmpl w:val="499E90A0"/>
@@ -1033,7 +1100,7 @@
     </w:lvl>
   </w:abstractNum>
   <w:num w:numId="1" w16cid:durableId="1344354510">
-    <w:abstractNumId w:val="4"/>
+    <w:abstractNumId w:val="5"/>
   </w:num>
   <w:num w:numId="2" w16cid:durableId="1758016969">
     <w:abstractNumId w:val="1"/>
@@ -1046,6 +1113,9 @@
   </w:num>
   <w:num w:numId="5" w16cid:durableId="1438913811">
     <w:abstractNumId w:val="2"/>
+  </w:num>
+  <w:num w:numId="6" w16cid:durableId="1054885224">
+    <w:abstractNumId w:val="4"/>
   </w:num>
 </w:numbering>
 </file>
@@ -1657,6 +1727,7 @@
   <w:style w:type="character" w:default="1" w:styleId="DefaultParagraphFont">
     <w:name w:val="Default Paragraph Font"/>
     <w:uiPriority w:val="1"/>
+    <w:semiHidden/>
     <w:unhideWhenUsed/>
   </w:style>
   <w:style w:type="table" w:default="1" w:styleId="TableNormal">
